--- a/output/tables/resultados/anexo_h2_comunidades.docx
+++ b/output/tables/resultados/anexo_h2_comunidades.docx
@@ -65,14 +65,14 @@
         <w:tblLook w:firstRow="1" w:lastRow="0" w:firstColumn="0" w:lastColumn="0" w:noHBand="0" w:noVBand="1"/>
       </w:tblPr>
       <w:tblGrid>
-        <w:gridCol w:w="951"/>
-        <w:gridCol w:w="620"/>
-        <w:gridCol w:w="758"/>
-        <w:gridCol w:w="577"/>
-        <w:gridCol w:w="663"/>
-        <w:gridCol w:w="986"/>
-        <w:gridCol w:w="999"/>
-        <w:gridCol w:w="9136"/>
+        <w:gridCol w:w="1090"/>
+        <w:gridCol w:w="613"/>
+        <w:gridCol w:w="750"/>
+        <w:gridCol w:w="571"/>
+        <w:gridCol w:w="656"/>
+        <w:gridCol w:w="976"/>
+        <w:gridCol w:w="988"/>
+        <w:gridCol w:w="9044"/>
       </w:tblGrid>
       <w:tr>
         <w:trPr>
@@ -131,7 +131,7 @@
                 <w:szCs w:val="22"/>
                 <w:color w:val="000000"/>
               </w:rPr>
-              <w:t xml:space="preserve">Comunidad</w:t>
+              <w:t xml:space="preserve">Coalición</w:t>
             </w:r>
           </w:p>
         </w:tc>
@@ -577,7 +577,7 @@
                 <w:szCs w:val="22"/>
                 <w:color w:val="000000"/>
               </w:rPr>
-              <w:t xml:space="preserve">Comunidad 1</w:t>
+              <w:t xml:space="preserve">Preservación</w:t>
             </w:r>
           </w:p>
         </w:tc>
@@ -1023,7 +1023,7 @@
                 <w:szCs w:val="22"/>
                 <w:color w:val="000000"/>
               </w:rPr>
-              <w:t xml:space="preserve">Comunidad 2</w:t>
+              <w:t xml:space="preserve">Transformación</w:t>
             </w:r>
           </w:p>
         </w:tc>

--- a/output/tables/resultados/anexo_h2_comunidades.docx
+++ b/output/tables/resultados/anexo_h2_comunidades.docx
@@ -27,7 +27,7 @@
           <w:szCs w:val="22"/>
           <w:color w:val="000000"/>
         </w:rPr>
-        <w:t xml:space="preserve">Tabla 5</w:t>
+        <w:t xml:space="preserve">Tabla 6</w:t>
       </w:r>
     </w:p>
     <w:p>
